--- a/fiction/notes/cast/morgan-the thief.docx
+++ b/fiction/notes/cast/morgan-the thief.docx
@@ -5,20 +5,44 @@
     <w:p>
       <w:pPr>
         <w:spacing w:line="360" w:lineRule="auto"/>
-      </w:pPr>
-      <w:r>
+        <w:rPr>
+          <w:rFonts w:ascii="Montserrat" w:hAnsi="Montserrat"/>
+          <w:sz w:val="24"/>
+        </w:rPr>
+      </w:pPr>
+      <w:r>
+        <w:rPr>
+          <w:rFonts w:ascii="Montserrat" w:hAnsi="Montserrat"/>
+          <w:sz w:val="24"/>
+        </w:rPr>
         <w:fldChar w:fldCharType="begin"/>
       </w:r>
       <w:r>
+        <w:rPr>
+          <w:rFonts w:ascii="Montserrat" w:hAnsi="Montserrat"/>
+          <w:sz w:val="24"/>
+        </w:rPr>
         <w:instrText xml:space="preserve"> TITLE  \* MERGEFORMAT </w:instrText>
       </w:r>
       <w:r>
+        <w:rPr>
+          <w:rFonts w:ascii="Montserrat" w:hAnsi="Montserrat"/>
+          <w:sz w:val="24"/>
+        </w:rPr>
         <w:fldChar w:fldCharType="separate"/>
       </w:r>
       <w:r>
+        <w:rPr>
+          <w:rFonts w:ascii="Montserrat" w:hAnsi="Montserrat"/>
+          <w:sz w:val="24"/>
+        </w:rPr>
         <w:t>Morgan - The Thief</w:t>
       </w:r>
       <w:r>
+        <w:rPr>
+          <w:rFonts w:ascii="Montserrat" w:hAnsi="Montserrat"/>
+          <w:sz w:val="24"/>
+        </w:rPr>
         <w:fldChar w:fldCharType="end"/>
       </w:r>
     </w:p>
@@ -27,80 +51,106 @@
         <w:spacing w:line="360" w:lineRule="auto"/>
         <w:jc w:val="right"/>
         <w:rPr>
+          <w:rFonts w:ascii="Montserrat" w:hAnsi="Montserrat"/>
           <w:color w:val="808080"/>
-        </w:rPr>
-      </w:pPr>
-      <w:r>
-        <w:rPr>
+          <w:sz w:val="24"/>
+        </w:rPr>
+      </w:pPr>
+      <w:r>
+        <w:rPr>
+          <w:rFonts w:ascii="Montserrat" w:hAnsi="Montserrat"/>
           <w:color w:val="808080"/>
+          <w:sz w:val="24"/>
         </w:rPr>
         <w:fldChar w:fldCharType="begin"/>
       </w:r>
       <w:r>
         <w:rPr>
+          <w:rFonts w:ascii="Montserrat" w:hAnsi="Montserrat"/>
           <w:color w:val="808080"/>
+          <w:sz w:val="24"/>
         </w:rPr>
         <w:instrText xml:space="preserve"> NUMPAGES  \* MERGEFORMAT </w:instrText>
       </w:r>
       <w:r>
         <w:rPr>
+          <w:rFonts w:ascii="Montserrat" w:hAnsi="Montserrat"/>
           <w:color w:val="808080"/>
+          <w:sz w:val="24"/>
         </w:rPr>
         <w:fldChar w:fldCharType="separate"/>
       </w:r>
       <w:r>
         <w:rPr>
+          <w:rFonts w:ascii="Montserrat" w:hAnsi="Montserrat"/>
           <w:noProof/>
           <w:color w:val="808080"/>
+          <w:sz w:val="24"/>
         </w:rPr>
         <w:t>2</w:t>
       </w:r>
       <w:r>
         <w:rPr>
+          <w:rFonts w:ascii="Montserrat" w:hAnsi="Montserrat"/>
           <w:color w:val="808080"/>
+          <w:sz w:val="24"/>
         </w:rPr>
         <w:fldChar w:fldCharType="end"/>
       </w:r>
       <w:r>
         <w:rPr>
+          <w:rFonts w:ascii="Montserrat" w:hAnsi="Montserrat"/>
           <w:color w:val="808080"/>
+          <w:sz w:val="24"/>
         </w:rPr>
         <w:t xml:space="preserve"> pages ∙ </w:t>
       </w:r>
       <w:r>
         <w:rPr>
+          <w:rFonts w:ascii="Montserrat" w:hAnsi="Montserrat"/>
           <w:color w:val="808080"/>
+          <w:sz w:val="24"/>
         </w:rPr>
         <w:fldChar w:fldCharType="begin"/>
       </w:r>
       <w:r>
         <w:rPr>
+          <w:rFonts w:ascii="Montserrat" w:hAnsi="Montserrat"/>
           <w:color w:val="808080"/>
+          <w:sz w:val="24"/>
         </w:rPr>
         <w:instrText xml:space="preserve"> NUMWORDS  \* MERGEFORMAT </w:instrText>
       </w:r>
       <w:r>
         <w:rPr>
+          <w:rFonts w:ascii="Montserrat" w:hAnsi="Montserrat"/>
           <w:color w:val="808080"/>
+          <w:sz w:val="24"/>
         </w:rPr>
         <w:fldChar w:fldCharType="separate"/>
       </w:r>
       <w:r>
         <w:rPr>
+          <w:rFonts w:ascii="Montserrat" w:hAnsi="Montserrat"/>
           <w:noProof/>
           <w:color w:val="808080"/>
+          <w:sz w:val="24"/>
         </w:rPr>
         <w:t>189</w:t>
       </w:r>
       <w:r>
         <w:rPr>
+          <w:rFonts w:ascii="Montserrat" w:hAnsi="Montserrat"/>
           <w:color w:val="808080"/>
+          <w:sz w:val="24"/>
         </w:rPr>
         <w:fldChar w:fldCharType="end"/>
       </w:r>
       <w:r>
         <w:rPr>
+          <w:rFonts w:ascii="Montserrat" w:hAnsi="Montserrat"/>
           <w:color w:val="808080"/>
+          <w:sz w:val="24"/>
         </w:rPr>
         <w:t xml:space="preserve"> words</w:t>
       </w:r>
@@ -109,7 +159,9 @@
       <w:pPr>
         <w:spacing w:line="360" w:lineRule="auto"/>
         <w:rPr>
+          <w:rFonts w:ascii="Montserrat" w:hAnsi="Montserrat"/>
           <w:color w:val="808080"/>
+          <w:sz w:val="24"/>
         </w:rPr>
       </w:pPr>
     </w:p>
@@ -117,20 +169,24 @@
       <w:pPr>
         <w:pStyle w:val="BodyText"/>
         <w:rPr>
+          <w:rFonts w:ascii="Montserrat" w:hAnsi="Montserrat"/>
           <w:color w:val="808080"/>
-        </w:rPr>
-      </w:pPr>
-      <w:proofErr w:type="gramStart"/>
-      <w:r>
-        <w:rPr>
+          <w:sz w:val="24"/>
+        </w:rPr>
+      </w:pPr>
+      <w:r>
+        <w:rPr>
+          <w:rFonts w:ascii="Montserrat" w:hAnsi="Montserrat"/>
           <w:color w:val="808080"/>
+          <w:sz w:val="24"/>
         </w:rPr>
         <w:t>20081211 :</w:t>
       </w:r>
-      <w:proofErr w:type="gramEnd"/>
-      <w:r>
-        <w:rPr>
+      <w:r>
+        <w:rPr>
+          <w:rFonts w:ascii="Montserrat" w:hAnsi="Montserrat"/>
           <w:color w:val="808080"/>
+          <w:sz w:val="24"/>
         </w:rPr>
         <w:t xml:space="preserve"> This is the first female alternate incarnation of the main character. </w:t>
       </w:r>
@@ -139,13 +195,25 @@
       <w:pPr>
         <w:spacing w:line="360" w:lineRule="auto"/>
         <w:jc w:val="both"/>
+        <w:rPr>
+          <w:rFonts w:ascii="Montserrat" w:hAnsi="Montserrat"/>
+          <w:sz w:val="24"/>
+        </w:rPr>
       </w:pPr>
     </w:p>
     <w:p>
       <w:pPr>
         <w:pStyle w:val="BodyText"/>
-      </w:pPr>
-      <w:r>
+        <w:rPr>
+          <w:rFonts w:ascii="Montserrat" w:hAnsi="Montserrat"/>
+          <w:sz w:val="24"/>
+        </w:rPr>
+      </w:pPr>
+      <w:r>
+        <w:rPr>
+          <w:rFonts w:ascii="Montserrat" w:hAnsi="Montserrat"/>
+          <w:sz w:val="24"/>
+        </w:rPr>
         <w:t xml:space="preserve">In a world where Morgan was the first person confronted by the demon, her self-sacrifice prevented the massacre, saving the demon’s host, her family, and their allies. </w:t>
       </w:r>
     </w:p>
@@ -153,14 +221,26 @@
       <w:pPr>
         <w:spacing w:line="360" w:lineRule="auto"/>
         <w:jc w:val="both"/>
-      </w:pPr>
-    </w:p>
-    <w:p>
-      <w:pPr>
-        <w:spacing w:line="360" w:lineRule="auto"/>
-        <w:jc w:val="both"/>
-      </w:pPr>
-      <w:r>
+        <w:rPr>
+          <w:rFonts w:ascii="Montserrat" w:hAnsi="Montserrat"/>
+          <w:sz w:val="24"/>
+        </w:rPr>
+      </w:pPr>
+    </w:p>
+    <w:p>
+      <w:pPr>
+        <w:spacing w:line="360" w:lineRule="auto"/>
+        <w:jc w:val="both"/>
+        <w:rPr>
+          <w:rFonts w:ascii="Montserrat" w:hAnsi="Montserrat"/>
+          <w:sz w:val="24"/>
+        </w:rPr>
+      </w:pPr>
+      <w:r>
+        <w:rPr>
+          <w:rFonts w:ascii="Montserrat" w:hAnsi="Montserrat"/>
+          <w:sz w:val="24"/>
+        </w:rPr>
         <w:t xml:space="preserve">The city streets became her refuge from the ordeals of life. </w:t>
       </w:r>
     </w:p>
@@ -168,14 +248,26 @@
       <w:pPr>
         <w:spacing w:line="360" w:lineRule="auto"/>
         <w:jc w:val="both"/>
-      </w:pPr>
-    </w:p>
-    <w:p>
-      <w:pPr>
-        <w:spacing w:line="360" w:lineRule="auto"/>
-        <w:jc w:val="both"/>
-      </w:pPr>
-      <w:r>
+        <w:rPr>
+          <w:rFonts w:ascii="Montserrat" w:hAnsi="Montserrat"/>
+          <w:sz w:val="24"/>
+        </w:rPr>
+      </w:pPr>
+    </w:p>
+    <w:p>
+      <w:pPr>
+        <w:spacing w:line="360" w:lineRule="auto"/>
+        <w:jc w:val="both"/>
+        <w:rPr>
+          <w:rFonts w:ascii="Montserrat" w:hAnsi="Montserrat"/>
+          <w:sz w:val="24"/>
+        </w:rPr>
+      </w:pPr>
+      <w:r>
+        <w:rPr>
+          <w:rFonts w:ascii="Montserrat" w:hAnsi="Montserrat"/>
+          <w:sz w:val="24"/>
+        </w:rPr>
         <w:t xml:space="preserve">Her friendship with the street kids introduced her to life in the underworld. </w:t>
       </w:r>
     </w:p>
@@ -183,37 +275,53 @@
       <w:pPr>
         <w:spacing w:line="360" w:lineRule="auto"/>
         <w:jc w:val="both"/>
-      </w:pPr>
-    </w:p>
-    <w:p>
-      <w:pPr>
-        <w:spacing w:line="360" w:lineRule="auto"/>
-        <w:jc w:val="both"/>
-      </w:pPr>
-      <w:r>
-        <w:t xml:space="preserve">She became enthralled to </w:t>
-      </w:r>
-      <w:proofErr w:type="gramStart"/>
-      <w:r>
-        <w:t>a vampire</w:t>
-      </w:r>
-      <w:proofErr w:type="gramEnd"/>
-      <w:r>
-        <w:t xml:space="preserve"> on a visit to the wrong establishment.  </w:t>
-      </w:r>
-    </w:p>
-    <w:p>
-      <w:pPr>
-        <w:spacing w:line="360" w:lineRule="auto"/>
-        <w:jc w:val="both"/>
-      </w:pPr>
-    </w:p>
-    <w:p>
-      <w:pPr>
-        <w:spacing w:line="360" w:lineRule="auto"/>
-        <w:jc w:val="both"/>
-      </w:pPr>
-      <w:r>
+        <w:rPr>
+          <w:rFonts w:ascii="Montserrat" w:hAnsi="Montserrat"/>
+          <w:sz w:val="24"/>
+        </w:rPr>
+      </w:pPr>
+    </w:p>
+    <w:p>
+      <w:pPr>
+        <w:spacing w:line="360" w:lineRule="auto"/>
+        <w:jc w:val="both"/>
+        <w:rPr>
+          <w:rFonts w:ascii="Montserrat" w:hAnsi="Montserrat"/>
+          <w:sz w:val="24"/>
+        </w:rPr>
+      </w:pPr>
+      <w:r>
+        <w:rPr>
+          <w:rFonts w:ascii="Montserrat" w:hAnsi="Montserrat"/>
+          <w:sz w:val="24"/>
+        </w:rPr>
+        <w:t xml:space="preserve">She became enthralled to a vampire on a visit to the wrong establishment.  </w:t>
+      </w:r>
+    </w:p>
+    <w:p>
+      <w:pPr>
+        <w:spacing w:line="360" w:lineRule="auto"/>
+        <w:jc w:val="both"/>
+        <w:rPr>
+          <w:rFonts w:ascii="Montserrat" w:hAnsi="Montserrat"/>
+          <w:sz w:val="24"/>
+        </w:rPr>
+      </w:pPr>
+    </w:p>
+    <w:p>
+      <w:pPr>
+        <w:spacing w:line="360" w:lineRule="auto"/>
+        <w:jc w:val="both"/>
+        <w:rPr>
+          <w:rFonts w:ascii="Montserrat" w:hAnsi="Montserrat"/>
+          <w:sz w:val="24"/>
+        </w:rPr>
+      </w:pPr>
+      <w:r>
+        <w:rPr>
+          <w:rFonts w:ascii="Montserrat" w:hAnsi="Montserrat"/>
+          <w:sz w:val="24"/>
+        </w:rPr>
         <w:t xml:space="preserve">The vampire was a lord of the underworld. </w:t>
       </w:r>
     </w:p>
@@ -221,14 +329,26 @@
       <w:pPr>
         <w:spacing w:line="360" w:lineRule="auto"/>
         <w:jc w:val="both"/>
-      </w:pPr>
-    </w:p>
-    <w:p>
-      <w:pPr>
-        <w:spacing w:line="360" w:lineRule="auto"/>
-        <w:jc w:val="both"/>
-      </w:pPr>
-      <w:r>
+        <w:rPr>
+          <w:rFonts w:ascii="Montserrat" w:hAnsi="Montserrat"/>
+          <w:sz w:val="24"/>
+        </w:rPr>
+      </w:pPr>
+    </w:p>
+    <w:p>
+      <w:pPr>
+        <w:spacing w:line="360" w:lineRule="auto"/>
+        <w:jc w:val="both"/>
+        <w:rPr>
+          <w:rFonts w:ascii="Montserrat" w:hAnsi="Montserrat"/>
+          <w:sz w:val="24"/>
+        </w:rPr>
+      </w:pPr>
+      <w:r>
+        <w:rPr>
+          <w:rFonts w:ascii="Montserrat" w:hAnsi="Montserrat"/>
+          <w:sz w:val="24"/>
+        </w:rPr>
         <w:t xml:space="preserve">A rumor started in the vampire’s household, that he was using her as an assassin. </w:t>
       </w:r>
     </w:p>
@@ -236,45 +356,53 @@
       <w:pPr>
         <w:spacing w:line="360" w:lineRule="auto"/>
         <w:jc w:val="both"/>
-      </w:pPr>
-    </w:p>
-    <w:p>
-      <w:pPr>
-        <w:spacing w:line="360" w:lineRule="auto"/>
-        <w:jc w:val="both"/>
-      </w:pPr>
-      <w:r>
-        <w:t xml:space="preserve">He had </w:t>
-      </w:r>
-      <w:proofErr w:type="gramStart"/>
-      <w:r>
-        <w:t>actually found</w:t>
-      </w:r>
-      <w:proofErr w:type="gramEnd"/>
-      <w:r>
-        <w:t xml:space="preserve"> her a niche </w:t>
-      </w:r>
-      <w:proofErr w:type="gramStart"/>
-      <w:r>
-        <w:t>as</w:t>
-      </w:r>
-      <w:proofErr w:type="gramEnd"/>
-      <w:r>
-        <w:t xml:space="preserve"> a cat burglar. </w:t>
-      </w:r>
-    </w:p>
-    <w:p>
-      <w:pPr>
-        <w:spacing w:line="360" w:lineRule="auto"/>
-        <w:jc w:val="both"/>
-      </w:pPr>
-    </w:p>
-    <w:p>
-      <w:pPr>
-        <w:spacing w:line="360" w:lineRule="auto"/>
-        <w:jc w:val="both"/>
-      </w:pPr>
-      <w:r>
+        <w:rPr>
+          <w:rFonts w:ascii="Montserrat" w:hAnsi="Montserrat"/>
+          <w:sz w:val="24"/>
+        </w:rPr>
+      </w:pPr>
+    </w:p>
+    <w:p>
+      <w:pPr>
+        <w:spacing w:line="360" w:lineRule="auto"/>
+        <w:jc w:val="both"/>
+        <w:rPr>
+          <w:rFonts w:ascii="Montserrat" w:hAnsi="Montserrat"/>
+          <w:sz w:val="24"/>
+        </w:rPr>
+      </w:pPr>
+      <w:r>
+        <w:rPr>
+          <w:rFonts w:ascii="Montserrat" w:hAnsi="Montserrat"/>
+          <w:sz w:val="24"/>
+        </w:rPr>
+        <w:t xml:space="preserve">He had actually found her a niche as a cat burglar. </w:t>
+      </w:r>
+    </w:p>
+    <w:p>
+      <w:pPr>
+        <w:spacing w:line="360" w:lineRule="auto"/>
+        <w:jc w:val="both"/>
+        <w:rPr>
+          <w:rFonts w:ascii="Montserrat" w:hAnsi="Montserrat"/>
+          <w:sz w:val="24"/>
+        </w:rPr>
+      </w:pPr>
+    </w:p>
+    <w:p>
+      <w:pPr>
+        <w:spacing w:line="360" w:lineRule="auto"/>
+        <w:jc w:val="both"/>
+        <w:rPr>
+          <w:rFonts w:ascii="Montserrat" w:hAnsi="Montserrat"/>
+          <w:sz w:val="24"/>
+        </w:rPr>
+      </w:pPr>
+      <w:r>
+        <w:rPr>
+          <w:rFonts w:ascii="Montserrat" w:hAnsi="Montserrat"/>
+          <w:sz w:val="24"/>
+        </w:rPr>
         <w:t xml:space="preserve">The rumor that Morgan was an assassin caused her to become mixed up in an assassination plot while her mind is confused by her fusion with an alternate version of herself. </w:t>
       </w:r>
     </w:p>
@@ -282,14 +410,26 @@
       <w:pPr>
         <w:spacing w:line="360" w:lineRule="auto"/>
         <w:jc w:val="both"/>
-      </w:pPr>
-    </w:p>
-    <w:p>
-      <w:pPr>
-        <w:spacing w:line="360" w:lineRule="auto"/>
-        <w:jc w:val="both"/>
-      </w:pPr>
-      <w:r>
+        <w:rPr>
+          <w:rFonts w:ascii="Montserrat" w:hAnsi="Montserrat"/>
+          <w:sz w:val="24"/>
+        </w:rPr>
+      </w:pPr>
+    </w:p>
+    <w:p>
+      <w:pPr>
+        <w:spacing w:line="360" w:lineRule="auto"/>
+        <w:jc w:val="both"/>
+        <w:rPr>
+          <w:rFonts w:ascii="Montserrat" w:hAnsi="Montserrat"/>
+          <w:sz w:val="24"/>
+        </w:rPr>
+      </w:pPr>
+      <w:r>
+        <w:rPr>
+          <w:rFonts w:ascii="Montserrat" w:hAnsi="Montserrat"/>
+          <w:sz w:val="24"/>
+        </w:rPr>
         <w:t xml:space="preserve">Morgan the Thief was displaced from her body and assimilated by the girl, leaving the boy trapped in her place as a reluctant tomboy. </w:t>
       </w:r>
     </w:p>
@@ -297,14 +437,26 @@
       <w:pPr>
         <w:spacing w:line="360" w:lineRule="auto"/>
         <w:jc w:val="both"/>
-      </w:pPr>
-    </w:p>
-    <w:p>
-      <w:pPr>
-        <w:spacing w:line="360" w:lineRule="auto"/>
-        <w:jc w:val="both"/>
-      </w:pPr>
-      <w:r>
+        <w:rPr>
+          <w:rFonts w:ascii="Montserrat" w:hAnsi="Montserrat"/>
+          <w:sz w:val="24"/>
+        </w:rPr>
+      </w:pPr>
+    </w:p>
+    <w:p>
+      <w:pPr>
+        <w:spacing w:line="360" w:lineRule="auto"/>
+        <w:jc w:val="both"/>
+        <w:rPr>
+          <w:rFonts w:ascii="Montserrat" w:hAnsi="Montserrat"/>
+          <w:sz w:val="24"/>
+        </w:rPr>
+      </w:pPr>
+      <w:r>
+        <w:rPr>
+          <w:rFonts w:ascii="Montserrat" w:hAnsi="Montserrat"/>
+          <w:sz w:val="24"/>
+        </w:rPr>
         <w:t xml:space="preserve">Morgan the Tomboy became caught up in the complexities of the Thief’s life. </w:t>
       </w:r>
     </w:p>
@@ -312,14 +464,26 @@
       <w:pPr>
         <w:spacing w:line="360" w:lineRule="auto"/>
         <w:jc w:val="both"/>
-      </w:pPr>
-    </w:p>
-    <w:p>
-      <w:pPr>
-        <w:spacing w:line="360" w:lineRule="auto"/>
-        <w:jc w:val="both"/>
-      </w:pPr>
-      <w:r>
+        <w:rPr>
+          <w:rFonts w:ascii="Montserrat" w:hAnsi="Montserrat"/>
+          <w:sz w:val="24"/>
+        </w:rPr>
+      </w:pPr>
+    </w:p>
+    <w:p>
+      <w:pPr>
+        <w:spacing w:line="360" w:lineRule="auto"/>
+        <w:jc w:val="both"/>
+        <w:rPr>
+          <w:rFonts w:ascii="Montserrat" w:hAnsi="Montserrat"/>
+          <w:sz w:val="24"/>
+        </w:rPr>
+      </w:pPr>
+      <w:r>
+        <w:rPr>
+          <w:rFonts w:ascii="Montserrat" w:hAnsi="Montserrat"/>
+          <w:sz w:val="24"/>
+        </w:rPr>
         <w:tab/>
         <w:t>[the accidental assassin thread]</w:t>
       </w:r>
@@ -328,14 +492,26 @@
       <w:pPr>
         <w:spacing w:line="360" w:lineRule="auto"/>
         <w:jc w:val="both"/>
-      </w:pPr>
-    </w:p>
-    <w:p>
-      <w:pPr>
-        <w:spacing w:line="360" w:lineRule="auto"/>
-        <w:jc w:val="both"/>
-      </w:pPr>
-      <w:r>
+        <w:rPr>
+          <w:rFonts w:ascii="Montserrat" w:hAnsi="Montserrat"/>
+          <w:sz w:val="24"/>
+        </w:rPr>
+      </w:pPr>
+    </w:p>
+    <w:p>
+      <w:pPr>
+        <w:spacing w:line="360" w:lineRule="auto"/>
+        <w:jc w:val="both"/>
+        <w:rPr>
+          <w:rFonts w:ascii="Montserrat" w:hAnsi="Montserrat"/>
+          <w:sz w:val="24"/>
+        </w:rPr>
+      </w:pPr>
+      <w:r>
+        <w:rPr>
+          <w:rFonts w:ascii="Montserrat" w:hAnsi="Montserrat"/>
+          <w:sz w:val="24"/>
+        </w:rPr>
         <w:t xml:space="preserve">Morgan was slain in an attack upon the vampire’s household. </w:t>
       </w:r>
     </w:p>
@@ -343,12 +519,20 @@
       <w:pPr>
         <w:spacing w:line="360" w:lineRule="auto"/>
         <w:jc w:val="both"/>
-      </w:pPr>
-    </w:p>
-    <w:p>
-      <w:pPr>
-        <w:spacing w:line="360" w:lineRule="auto"/>
-        <w:jc w:val="both"/>
+        <w:rPr>
+          <w:rFonts w:ascii="Montserrat" w:hAnsi="Montserrat"/>
+          <w:sz w:val="24"/>
+        </w:rPr>
+      </w:pPr>
+    </w:p>
+    <w:p>
+      <w:pPr>
+        <w:spacing w:line="360" w:lineRule="auto"/>
+        <w:jc w:val="both"/>
+        <w:rPr>
+          <w:rFonts w:ascii="Montserrat" w:hAnsi="Montserrat"/>
+          <w:sz w:val="24"/>
+        </w:rPr>
       </w:pPr>
     </w:p>
     <w:sectPr>
@@ -361,12 +545,112 @@
 </w:document>
 </file>
 
+<file path=word/numbering.xml><?xml version="1.0" encoding="utf-8"?>
+<w:numbering xmlns:wpc="http://schemas.microsoft.com/office/word/2010/wordprocessingCanvas" xmlns:cx="http://schemas.microsoft.com/office/drawing/2014/chartex" xmlns:cx1="http://schemas.microsoft.com/office/drawing/2015/9/8/chartex" xmlns:cx2="http://schemas.microsoft.com/office/drawing/2015/10/21/chartex" xmlns:cx3="http://schemas.microsoft.com/office/drawing/2016/5/9/chartex" xmlns:cx4="http://schemas.microsoft.com/office/drawing/2016/5/10/chartex" xmlns:cx5="http://schemas.microsoft.com/office/drawing/2016/5/11/chartex" xmlns:cx6="http://schemas.microsoft.com/office/drawing/2016/5/12/chartex" xmlns:cx7="http://schemas.microsoft.com/office/drawing/2016/5/13/chartex" xmlns:cx8="http://schemas.microsoft.com/office/drawing/2016/5/14/chartex" xmlns:mc="http://schemas.openxmlformats.org/markup-compatibility/2006" xmlns:aink="http://schemas.microsoft.com/office/drawing/2016/ink" xmlns:am3d="http://schemas.microsoft.com/office/drawing/2017/model3d" xmlns:o="urn:schemas-microsoft-com:office:office" xmlns:oel="http://schemas.microsoft.com/office/2019/extlst" xmlns:r="http://schemas.openxmlformats.org/officeDocument/2006/relationships" xmlns:m="http://schemas.openxmlformats.org/officeDocument/2006/math" xmlns:v="urn:schemas-microsoft-com:vml" xmlns:wp14="http://schemas.microsoft.com/office/word/2010/wordprocessingDrawing" xmlns:wp="http://schemas.openxmlformats.org/drawingml/2006/wordprocessingDrawing" xmlns:w10="urn:schemas-microsoft-com:office:word" xmlns:w="http://schemas.openxmlformats.org/wordprocessingml/2006/main" xmlns:w14="http://schemas.microsoft.com/office/word/2010/wordml" xmlns:w15="http://schemas.microsoft.com/office/word/2012/wordml" xmlns:w16cex="http://schemas.microsoft.com/office/word/2018/wordml/cex" xmlns:w16cid="http://schemas.microsoft.com/office/word/2016/wordml/cid" xmlns:w16="http://schemas.microsoft.com/office/word/2018/wordml" xmlns:w16du="http://schemas.microsoft.com/office/word/2023/wordml/word16du" xmlns:w16sdtdh="http://schemas.microsoft.com/office/word/2020/wordml/sdtdatahash" xmlns:w16sdtfl="http://schemas.microsoft.com/office/word/2024/wordml/sdtformatlock" xmlns:w16se="http://schemas.microsoft.com/office/word/2015/wordml/symex" xmlns:wpg="http://schemas.microsoft.com/office/word/2010/wordprocessingGroup" xmlns:wpi="http://schemas.microsoft.com/office/word/2010/wordprocessingInk" xmlns:wne="http://schemas.microsoft.com/office/word/2006/wordml" xmlns:wps="http://schemas.microsoft.com/office/word/2010/wordprocessingShape" mc:Ignorable="w14 w15 w16se w16cid w16 w16cex w16sdtdh w16sdtfl w16du wp14">
+  <w:abstractNum w:abstractNumId="0" w15:restartNumberingAfterBreak="0">
+    <w:nsid w:val="FFFFFFFB"/>
+    <w:multiLevelType w:val="multilevel"/>
+    <w:tmpl w:val="80A499BA"/>
+    <w:lvl w:ilvl="0">
+      <w:start w:val="1"/>
+      <w:numFmt w:val="cardinalText"/>
+      <w:lvlText w:val="Chapter %1 "/>
+      <w:legacy w:legacy="1" w:legacySpace="144" w:legacyIndent="0"/>
+      <w:lvlJc w:val="left"/>
+    </w:lvl>
+    <w:lvl w:ilvl="1">
+      <w:start w:val="1"/>
+      <w:numFmt w:val="none"/>
+      <w:pStyle w:val="Heading2"/>
+      <w:suff w:val="nothing"/>
+      <w:lvlText w:val=""/>
+      <w:lvlJc w:val="left"/>
+    </w:lvl>
+    <w:lvl w:ilvl="2">
+      <w:start w:val="1"/>
+      <w:numFmt w:val="none"/>
+      <w:suff w:val="nothing"/>
+      <w:lvlText w:val=""/>
+      <w:lvlJc w:val="left"/>
+    </w:lvl>
+    <w:lvl w:ilvl="3">
+      <w:start w:val="1"/>
+      <w:numFmt w:val="none"/>
+      <w:pStyle w:val="Heading4"/>
+      <w:suff w:val="nothing"/>
+      <w:lvlText w:val=""/>
+      <w:lvlJc w:val="left"/>
+    </w:lvl>
+    <w:lvl w:ilvl="4">
+      <w:start w:val="1"/>
+      <w:numFmt w:val="none"/>
+      <w:pStyle w:val="Heading5"/>
+      <w:suff w:val="nothing"/>
+      <w:lvlText w:val=""/>
+      <w:lvlJc w:val="left"/>
+    </w:lvl>
+    <w:lvl w:ilvl="5">
+      <w:start w:val="1"/>
+      <w:numFmt w:val="none"/>
+      <w:pStyle w:val="Heading6"/>
+      <w:suff w:val="nothing"/>
+      <w:lvlText w:val=""/>
+      <w:lvlJc w:val="left"/>
+    </w:lvl>
+    <w:lvl w:ilvl="6">
+      <w:start w:val="1"/>
+      <w:numFmt w:val="none"/>
+      <w:suff w:val="nothing"/>
+      <w:lvlText w:val=""/>
+      <w:lvlJc w:val="left"/>
+    </w:lvl>
+    <w:lvl w:ilvl="7">
+      <w:start w:val="1"/>
+      <w:numFmt w:val="none"/>
+      <w:suff w:val="nothing"/>
+      <w:lvlText w:val=""/>
+      <w:lvlJc w:val="left"/>
+    </w:lvl>
+    <w:lvl w:ilvl="8">
+      <w:start w:val="1"/>
+      <w:numFmt w:val="none"/>
+      <w:suff w:val="nothing"/>
+      <w:lvlText w:val=""/>
+      <w:lvlJc w:val="left"/>
+    </w:lvl>
+  </w:abstractNum>
+  <w:num w:numId="1" w16cid:durableId="584799812">
+    <w:abstractNumId w:val="0"/>
+  </w:num>
+  <w:num w:numId="2" w16cid:durableId="1778866001">
+    <w:abstractNumId w:val="0"/>
+  </w:num>
+  <w:num w:numId="3" w16cid:durableId="321281724">
+    <w:abstractNumId w:val="0"/>
+  </w:num>
+  <w:num w:numId="4" w16cid:durableId="387732156">
+    <w:abstractNumId w:val="0"/>
+  </w:num>
+  <w:num w:numId="5" w16cid:durableId="827937571">
+    <w:abstractNumId w:val="0"/>
+  </w:num>
+  <w:num w:numId="6" w16cid:durableId="544029402">
+    <w:abstractNumId w:val="0"/>
+  </w:num>
+  <w:num w:numId="7" w16cid:durableId="1977296699">
+    <w:abstractNumId w:val="0"/>
+  </w:num>
+</w:numbering>
+</file>
+
 <file path=word/styles.xml><?xml version="1.0" encoding="utf-8"?>
 <w:styles xmlns:mc="http://schemas.openxmlformats.org/markup-compatibility/2006" xmlns:r="http://schemas.openxmlformats.org/officeDocument/2006/relationships" xmlns:w="http://schemas.openxmlformats.org/wordprocessingml/2006/main" xmlns:w14="http://schemas.microsoft.com/office/word/2010/wordml" xmlns:w15="http://schemas.microsoft.com/office/word/2012/wordml" xmlns:w16cex="http://schemas.microsoft.com/office/word/2018/wordml/cex" xmlns:w16cid="http://schemas.microsoft.com/office/word/2016/wordml/cid" xmlns:w16="http://schemas.microsoft.com/office/word/2018/wordml" xmlns:w16du="http://schemas.microsoft.com/office/word/2023/wordml/word16du" xmlns:w16sdtdh="http://schemas.microsoft.com/office/word/2020/wordml/sdtdatahash" xmlns:w16sdtfl="http://schemas.microsoft.com/office/word/2024/wordml/sdtformatlock" xmlns:w16se="http://schemas.microsoft.com/office/word/2015/wordml/symex" mc:Ignorable="w14 w15 w16se w16cid w16 w16cex w16sdtdh w16sdtfl w16du">
   <w:docDefaults>
     <w:rPrDefault>
       <w:rPr>
-        <w:rFonts w:ascii="Times New Roman" w:eastAsia="Times New Roman" w:hAnsi="Times New Roman" w:cs="Times New Roman"/>
+        <w:rFonts w:asciiTheme="minorHAnsi" w:eastAsiaTheme="minorHAnsi" w:hAnsiTheme="minorHAnsi" w:cstheme="minorBidi"/>
+        <w:sz w:val="22"/>
+        <w:szCs w:val="22"/>
         <w:lang w:val="en-US" w:eastAsia="en-US" w:bidi="ar-SA"/>
       </w:rPr>
     </w:rPrDefault>
@@ -374,15 +658,15 @@
   </w:docDefaults>
   <w:latentStyles w:defLockedState="0" w:defUIPriority="99" w:defSemiHidden="0" w:defUnhideWhenUsed="0" w:defQFormat="0" w:count="376">
     <w:lsdException w:name="Normal" w:uiPriority="0" w:qFormat="1"/>
-    <w:lsdException w:name="heading 1" w:uiPriority="9" w:qFormat="1"/>
-    <w:lsdException w:name="heading 2" w:semiHidden="1" w:uiPriority="9" w:unhideWhenUsed="1" w:qFormat="1"/>
-    <w:lsdException w:name="heading 3" w:semiHidden="1" w:uiPriority="9" w:unhideWhenUsed="1" w:qFormat="1"/>
-    <w:lsdException w:name="heading 4" w:semiHidden="1" w:uiPriority="9" w:unhideWhenUsed="1" w:qFormat="1"/>
-    <w:lsdException w:name="heading 5" w:semiHidden="1" w:uiPriority="9" w:unhideWhenUsed="1" w:qFormat="1"/>
-    <w:lsdException w:name="heading 6" w:semiHidden="1" w:uiPriority="9" w:unhideWhenUsed="1" w:qFormat="1"/>
-    <w:lsdException w:name="heading 7" w:semiHidden="1" w:uiPriority="9" w:unhideWhenUsed="1" w:qFormat="1"/>
-    <w:lsdException w:name="heading 8" w:semiHidden="1" w:uiPriority="9" w:unhideWhenUsed="1" w:qFormat="1"/>
-    <w:lsdException w:name="heading 9" w:semiHidden="1" w:uiPriority="9" w:unhideWhenUsed="1" w:qFormat="1"/>
+    <w:lsdException w:name="heading 1" w:uiPriority="0" w:qFormat="1"/>
+    <w:lsdException w:name="heading 2" w:semiHidden="1" w:uiPriority="0" w:unhideWhenUsed="1" w:qFormat="1"/>
+    <w:lsdException w:name="heading 3" w:semiHidden="1" w:uiPriority="0" w:unhideWhenUsed="1" w:qFormat="1"/>
+    <w:lsdException w:name="heading 4" w:semiHidden="1" w:uiPriority="0" w:unhideWhenUsed="1" w:qFormat="1"/>
+    <w:lsdException w:name="heading 5" w:semiHidden="1" w:uiPriority="0" w:unhideWhenUsed="1" w:qFormat="1"/>
+    <w:lsdException w:name="heading 6" w:semiHidden="1" w:uiPriority="0" w:unhideWhenUsed="1" w:qFormat="1"/>
+    <w:lsdException w:name="heading 7" w:semiHidden="1" w:uiPriority="0" w:unhideWhenUsed="1" w:qFormat="1"/>
+    <w:lsdException w:name="heading 8" w:semiHidden="1" w:uiPriority="0" w:unhideWhenUsed="1" w:qFormat="1"/>
+    <w:lsdException w:name="heading 9" w:semiHidden="1" w:uiPriority="0" w:unhideWhenUsed="1" w:qFormat="1"/>
     <w:lsdException w:name="index 1" w:semiHidden="1" w:unhideWhenUsed="1"/>
     <w:lsdException w:name="index 2" w:semiHidden="1" w:unhideWhenUsed="1"/>
     <w:lsdException w:name="index 3" w:semiHidden="1" w:unhideWhenUsed="1"/>
@@ -753,14 +1037,179 @@
   <w:style w:type="paragraph" w:default="1" w:styleId="Normal">
     <w:name w:val="Normal"/>
     <w:qFormat/>
-    <w:rPr>
+    <w:rsid w:val="00A80D21"/>
+    <w:pPr>
+      <w:spacing w:after="240" w:line="276" w:lineRule="auto"/>
+    </w:pPr>
+    <w:rPr>
+      <w:rFonts w:cstheme="minorHAnsi"/>
+      <w:sz w:val="28"/>
+      <w:szCs w:val="28"/>
+    </w:rPr>
+  </w:style>
+  <w:style w:type="paragraph" w:styleId="Heading1">
+    <w:name w:val="heading 1"/>
+    <w:basedOn w:val="NoSpacing"/>
+    <w:next w:val="Normal"/>
+    <w:link w:val="Heading1Char"/>
+    <w:qFormat/>
+    <w:rsid w:val="00A80D21"/>
+    <w:pPr>
+      <w:keepNext/>
+      <w:spacing w:before="240" w:after="60"/>
+      <w:outlineLvl w:val="0"/>
+    </w:pPr>
+    <w:rPr>
+      <w:rFonts w:eastAsia="Times New Roman"/>
+      <w:b/>
+      <w:kern w:val="28"/>
+      <w:sz w:val="56"/>
+    </w:rPr>
+  </w:style>
+  <w:style w:type="paragraph" w:styleId="Heading2">
+    <w:name w:val="heading 2"/>
+    <w:basedOn w:val="Heading1"/>
+    <w:next w:val="Normal"/>
+    <w:link w:val="Heading2Char"/>
+    <w:qFormat/>
+    <w:rsid w:val="00A80D21"/>
+    <w:pPr>
+      <w:numPr>
+        <w:ilvl w:val="1"/>
+        <w:numId w:val="7"/>
+      </w:numPr>
+      <w:outlineLvl w:val="1"/>
+    </w:pPr>
+    <w:rPr>
+      <w:rFonts w:ascii="Montserrat" w:hAnsi="Montserrat"/>
+      <w:sz w:val="48"/>
+      <w:szCs w:val="48"/>
+    </w:rPr>
+  </w:style>
+  <w:style w:type="paragraph" w:styleId="Heading3">
+    <w:name w:val="heading 3"/>
+    <w:basedOn w:val="Heading2"/>
+    <w:next w:val="Normal"/>
+    <w:link w:val="Heading3Char"/>
+    <w:qFormat/>
+    <w:rsid w:val="00A80D21"/>
+    <w:pPr>
+      <w:outlineLvl w:val="2"/>
+    </w:pPr>
+    <w:rPr>
+      <w:sz w:val="40"/>
+    </w:rPr>
+  </w:style>
+  <w:style w:type="paragraph" w:styleId="Heading4">
+    <w:name w:val="heading 4"/>
+    <w:basedOn w:val="Heading3"/>
+    <w:next w:val="Normal"/>
+    <w:link w:val="Heading4Char"/>
+    <w:qFormat/>
+    <w:rsid w:val="00A80D21"/>
+    <w:pPr>
+      <w:numPr>
+        <w:ilvl w:val="3"/>
+      </w:numPr>
+      <w:outlineLvl w:val="3"/>
+    </w:pPr>
+    <w:rPr>
+      <w:sz w:val="32"/>
+    </w:rPr>
+  </w:style>
+  <w:style w:type="paragraph" w:styleId="Heading5">
+    <w:name w:val="heading 5"/>
+    <w:basedOn w:val="Heading4"/>
+    <w:next w:val="Normal"/>
+    <w:link w:val="Heading5Char"/>
+    <w:qFormat/>
+    <w:rsid w:val="00A80D21"/>
+    <w:pPr>
+      <w:numPr>
+        <w:ilvl w:val="4"/>
+      </w:numPr>
+      <w:outlineLvl w:val="4"/>
+    </w:pPr>
+    <w:rPr>
+      <w:sz w:val="28"/>
+    </w:rPr>
+  </w:style>
+  <w:style w:type="paragraph" w:styleId="Heading6">
+    <w:name w:val="heading 6"/>
+    <w:basedOn w:val="Heading5"/>
+    <w:next w:val="Normal"/>
+    <w:link w:val="Heading6Char"/>
+    <w:qFormat/>
+    <w:rsid w:val="00A80D21"/>
+    <w:pPr>
+      <w:numPr>
+        <w:ilvl w:val="5"/>
+      </w:numPr>
+      <w:outlineLvl w:val="5"/>
+    </w:pPr>
+    <w:rPr>
+      <w:bCs/>
       <w:sz w:val="24"/>
       <w:szCs w:val="24"/>
+      <w:u w:val="single"/>
+    </w:rPr>
+  </w:style>
+  <w:style w:type="paragraph" w:styleId="Heading7">
+    <w:name w:val="heading 7"/>
+    <w:basedOn w:val="Heading6"/>
+    <w:next w:val="Normal"/>
+    <w:link w:val="Heading7Char"/>
+    <w:qFormat/>
+    <w:rsid w:val="00A80D21"/>
+    <w:pPr>
+      <w:keepNext w:val="0"/>
+      <w:numPr>
+        <w:ilvl w:val="0"/>
+        <w:numId w:val="0"/>
+      </w:numPr>
+      <w:outlineLvl w:val="6"/>
+    </w:pPr>
+    <w:rPr>
+      <w:b w:val="0"/>
+      <w:kern w:val="0"/>
+    </w:rPr>
+  </w:style>
+  <w:style w:type="paragraph" w:styleId="Heading8">
+    <w:name w:val="heading 8"/>
+    <w:basedOn w:val="Heading6"/>
+    <w:next w:val="Normal"/>
+    <w:link w:val="Heading8Char"/>
+    <w:qFormat/>
+    <w:rsid w:val="00A80D21"/>
+    <w:pPr>
+      <w:outlineLvl w:val="7"/>
+    </w:pPr>
+    <w:rPr>
+      <w:i/>
+      <w:iCs/>
+      <w:u w:val="none"/>
+    </w:rPr>
+  </w:style>
+  <w:style w:type="paragraph" w:styleId="Heading9">
+    <w:name w:val="heading 9"/>
+    <w:basedOn w:val="Heading8"/>
+    <w:next w:val="Normal"/>
+    <w:link w:val="Heading9Char"/>
+    <w:qFormat/>
+    <w:rsid w:val="00A80D21"/>
+    <w:pPr>
+      <w:outlineLvl w:val="8"/>
+    </w:pPr>
+    <w:rPr>
+      <w:b w:val="0"/>
+      <w:bCs w:val="0"/>
     </w:rPr>
   </w:style>
   <w:style w:type="character" w:default="1" w:styleId="DefaultParagraphFont">
     <w:name w:val="Default Paragraph Font"/>
+    <w:uiPriority w:val="1"/>
     <w:semiHidden/>
+    <w:unhideWhenUsed/>
   </w:style>
   <w:style w:type="table" w:default="1" w:styleId="TableNormal">
     <w:name w:val="Normal Table"/>
@@ -791,6 +1240,484 @@
       <w:spacing w:line="360" w:lineRule="auto"/>
       <w:jc w:val="both"/>
     </w:pPr>
+  </w:style>
+  <w:style w:type="paragraph" w:customStyle="1" w:styleId="Subheading1">
+    <w:name w:val="Subheading 1"/>
+    <w:basedOn w:val="Heading1"/>
+    <w:next w:val="Normal"/>
+    <w:link w:val="Subheading1Char"/>
+    <w:qFormat/>
+    <w:rsid w:val="00A80D21"/>
+    <w:pPr>
+      <w:spacing w:before="0" w:after="0" w:line="240" w:lineRule="auto"/>
+      <w:contextualSpacing/>
+    </w:pPr>
+    <w:rPr>
+      <w:rFonts w:ascii="Montserrat" w:eastAsia="Montserrat" w:hAnsi="Montserrat"/>
+      <w:sz w:val="48"/>
+      <w:szCs w:val="48"/>
+      <w:vertAlign w:val="superscript"/>
+    </w:rPr>
+  </w:style>
+  <w:style w:type="character" w:customStyle="1" w:styleId="Subheading1Char">
+    <w:name w:val="Subheading 1 Char"/>
+    <w:link w:val="Subheading1"/>
+    <w:rsid w:val="00A80D21"/>
+    <w:rPr>
+      <w:rFonts w:ascii="Montserrat" w:eastAsia="Montserrat" w:hAnsi="Montserrat" w:cstheme="minorHAnsi"/>
+      <w:b/>
+      <w:kern w:val="28"/>
+      <w:sz w:val="48"/>
+      <w:szCs w:val="48"/>
+      <w:vertAlign w:val="superscript"/>
+    </w:rPr>
+  </w:style>
+  <w:style w:type="character" w:customStyle="1" w:styleId="Heading1Char">
+    <w:name w:val="Heading 1 Char"/>
+    <w:link w:val="Heading1"/>
+    <w:rsid w:val="00A80D21"/>
+    <w:rPr>
+      <w:rFonts w:eastAsia="Times New Roman" w:cstheme="minorHAnsi"/>
+      <w:b/>
+      <w:kern w:val="28"/>
+      <w:sz w:val="56"/>
+      <w:szCs w:val="28"/>
+    </w:rPr>
+  </w:style>
+  <w:style w:type="paragraph" w:customStyle="1" w:styleId="Subheading2">
+    <w:name w:val="Subheading 2"/>
+    <w:basedOn w:val="Subheading1"/>
+    <w:next w:val="Normal"/>
+    <w:link w:val="Subheading2Char"/>
+    <w:qFormat/>
+    <w:rsid w:val="00A80D21"/>
+  </w:style>
+  <w:style w:type="character" w:customStyle="1" w:styleId="Subheading2Char">
+    <w:name w:val="Subheading 2 Char"/>
+    <w:link w:val="Subheading2"/>
+    <w:rsid w:val="00A80D21"/>
+    <w:rPr>
+      <w:rFonts w:ascii="Montserrat" w:eastAsia="Montserrat" w:hAnsi="Montserrat" w:cstheme="minorHAnsi"/>
+      <w:b/>
+      <w:kern w:val="28"/>
+      <w:sz w:val="48"/>
+      <w:szCs w:val="48"/>
+      <w:vertAlign w:val="superscript"/>
+    </w:rPr>
+  </w:style>
+  <w:style w:type="paragraph" w:customStyle="1" w:styleId="Subheading3">
+    <w:name w:val="Subheading 3"/>
+    <w:basedOn w:val="Subheading2"/>
+    <w:next w:val="Normal"/>
+    <w:link w:val="Subheading3Char"/>
+    <w:qFormat/>
+    <w:rsid w:val="00A80D21"/>
+    <w:rPr>
+      <w:sz w:val="40"/>
+      <w:szCs w:val="40"/>
+    </w:rPr>
+  </w:style>
+  <w:style w:type="character" w:customStyle="1" w:styleId="Subheading3Char">
+    <w:name w:val="Subheading 3 Char"/>
+    <w:link w:val="Subheading3"/>
+    <w:rsid w:val="00A80D21"/>
+    <w:rPr>
+      <w:rFonts w:ascii="Montserrat" w:eastAsia="Montserrat" w:hAnsi="Montserrat" w:cstheme="minorHAnsi"/>
+      <w:b/>
+      <w:kern w:val="28"/>
+      <w:sz w:val="40"/>
+      <w:szCs w:val="40"/>
+      <w:vertAlign w:val="superscript"/>
+    </w:rPr>
+  </w:style>
+  <w:style w:type="paragraph" w:customStyle="1" w:styleId="Suptitle">
+    <w:name w:val="Suptitle"/>
+    <w:basedOn w:val="Subtitle"/>
+    <w:link w:val="SuptitleChar"/>
+    <w:qFormat/>
+    <w:rsid w:val="00A80D21"/>
+    <w:pPr>
+      <w:spacing w:before="240" w:line="240" w:lineRule="auto"/>
+    </w:pPr>
+    <w:rPr>
+      <w:vertAlign w:val="subscript"/>
+    </w:rPr>
+  </w:style>
+  <w:style w:type="character" w:customStyle="1" w:styleId="SuptitleChar">
+    <w:name w:val="Suptitle Char"/>
+    <w:link w:val="Suptitle"/>
+    <w:rsid w:val="00A80D21"/>
+    <w:rPr>
+      <w:rFonts w:ascii="Montserrat" w:eastAsia="Times New Roman" w:hAnsi="Montserrat" w:cs="Times New Roman"/>
+      <w:color w:val="7F7F7F"/>
+      <w:spacing w:val="-10"/>
+      <w:kern w:val="28"/>
+      <w:sz w:val="72"/>
+      <w:szCs w:val="72"/>
+      <w:vertAlign w:val="subscript"/>
+    </w:rPr>
+  </w:style>
+  <w:style w:type="paragraph" w:styleId="Subtitle">
+    <w:name w:val="Subtitle"/>
+    <w:basedOn w:val="Title"/>
+    <w:next w:val="Normal"/>
+    <w:link w:val="SubtitleChar"/>
+    <w:uiPriority w:val="11"/>
+    <w:qFormat/>
+    <w:rsid w:val="00A80D21"/>
+    <w:rPr>
+      <w:b w:val="0"/>
+      <w:bCs w:val="0"/>
+      <w:color w:val="7F7F7F"/>
+      <w:vertAlign w:val="superscript"/>
+    </w:rPr>
+  </w:style>
+  <w:style w:type="character" w:customStyle="1" w:styleId="SubtitleChar">
+    <w:name w:val="Subtitle Char"/>
+    <w:link w:val="Subtitle"/>
+    <w:uiPriority w:val="11"/>
+    <w:rsid w:val="00A80D21"/>
+    <w:rPr>
+      <w:rFonts w:ascii="Montserrat" w:eastAsia="Times New Roman" w:hAnsi="Montserrat" w:cs="Times New Roman"/>
+      <w:color w:val="7F7F7F"/>
+      <w:spacing w:val="-10"/>
+      <w:kern w:val="28"/>
+      <w:sz w:val="72"/>
+      <w:szCs w:val="72"/>
+      <w:vertAlign w:val="superscript"/>
+    </w:rPr>
+  </w:style>
+  <w:style w:type="paragraph" w:styleId="NoSpacing">
+    <w:name w:val="No Spacing"/>
+    <w:basedOn w:val="Normal"/>
+    <w:uiPriority w:val="1"/>
+    <w:qFormat/>
+    <w:rsid w:val="00A80D21"/>
+    <w:pPr>
+      <w:spacing w:after="0"/>
+    </w:pPr>
+  </w:style>
+  <w:style w:type="character" w:customStyle="1" w:styleId="Heading2Char">
+    <w:name w:val="Heading 2 Char"/>
+    <w:link w:val="Heading2"/>
+    <w:rsid w:val="00A80D21"/>
+    <w:rPr>
+      <w:rFonts w:ascii="Montserrat" w:eastAsia="Times New Roman" w:hAnsi="Montserrat" w:cstheme="minorHAnsi"/>
+      <w:b/>
+      <w:kern w:val="28"/>
+      <w:sz w:val="48"/>
+      <w:szCs w:val="48"/>
+    </w:rPr>
+  </w:style>
+  <w:style w:type="character" w:customStyle="1" w:styleId="Heading3Char">
+    <w:name w:val="Heading 3 Char"/>
+    <w:link w:val="Heading3"/>
+    <w:rsid w:val="00A80D21"/>
+    <w:rPr>
+      <w:rFonts w:ascii="Montserrat" w:eastAsia="Times New Roman" w:hAnsi="Montserrat" w:cstheme="minorHAnsi"/>
+      <w:b/>
+      <w:kern w:val="28"/>
+      <w:sz w:val="40"/>
+      <w:szCs w:val="48"/>
+    </w:rPr>
+  </w:style>
+  <w:style w:type="character" w:customStyle="1" w:styleId="Heading4Char">
+    <w:name w:val="Heading 4 Char"/>
+    <w:link w:val="Heading4"/>
+    <w:rsid w:val="00A80D21"/>
+    <w:rPr>
+      <w:rFonts w:ascii="Montserrat" w:eastAsia="Times New Roman" w:hAnsi="Montserrat" w:cstheme="minorHAnsi"/>
+      <w:b/>
+      <w:kern w:val="28"/>
+      <w:sz w:val="32"/>
+      <w:szCs w:val="48"/>
+    </w:rPr>
+  </w:style>
+  <w:style w:type="character" w:customStyle="1" w:styleId="Heading5Char">
+    <w:name w:val="Heading 5 Char"/>
+    <w:link w:val="Heading5"/>
+    <w:rsid w:val="00A80D21"/>
+    <w:rPr>
+      <w:rFonts w:ascii="Montserrat" w:eastAsia="Times New Roman" w:hAnsi="Montserrat" w:cstheme="minorHAnsi"/>
+      <w:b/>
+      <w:kern w:val="28"/>
+      <w:sz w:val="28"/>
+      <w:szCs w:val="48"/>
+    </w:rPr>
+  </w:style>
+  <w:style w:type="character" w:customStyle="1" w:styleId="Heading6Char">
+    <w:name w:val="Heading 6 Char"/>
+    <w:link w:val="Heading6"/>
+    <w:rsid w:val="00A80D21"/>
+    <w:rPr>
+      <w:rFonts w:ascii="Montserrat" w:eastAsia="Times New Roman" w:hAnsi="Montserrat" w:cstheme="minorHAnsi"/>
+      <w:b/>
+      <w:bCs/>
+      <w:kern w:val="28"/>
+      <w:sz w:val="24"/>
+      <w:szCs w:val="24"/>
+      <w:u w:val="single"/>
+    </w:rPr>
+  </w:style>
+  <w:style w:type="character" w:customStyle="1" w:styleId="Heading7Char">
+    <w:name w:val="Heading 7 Char"/>
+    <w:link w:val="Heading7"/>
+    <w:rsid w:val="00A80D21"/>
+    <w:rPr>
+      <w:rFonts w:ascii="Montserrat" w:eastAsia="Times New Roman" w:hAnsi="Montserrat" w:cstheme="minorHAnsi"/>
+      <w:bCs/>
+      <w:sz w:val="24"/>
+      <w:szCs w:val="24"/>
+      <w:u w:val="single"/>
+    </w:rPr>
+  </w:style>
+  <w:style w:type="character" w:customStyle="1" w:styleId="Heading8Char">
+    <w:name w:val="Heading 8 Char"/>
+    <w:link w:val="Heading8"/>
+    <w:rsid w:val="00A80D21"/>
+    <w:rPr>
+      <w:rFonts w:ascii="Montserrat" w:eastAsia="Times New Roman" w:hAnsi="Montserrat" w:cstheme="minorHAnsi"/>
+      <w:b/>
+      <w:bCs/>
+      <w:i/>
+      <w:iCs/>
+      <w:kern w:val="28"/>
+      <w:sz w:val="24"/>
+      <w:szCs w:val="24"/>
+    </w:rPr>
+  </w:style>
+  <w:style w:type="character" w:customStyle="1" w:styleId="Heading9Char">
+    <w:name w:val="Heading 9 Char"/>
+    <w:link w:val="Heading9"/>
+    <w:rsid w:val="00A80D21"/>
+    <w:rPr>
+      <w:rFonts w:ascii="Montserrat" w:eastAsia="Times New Roman" w:hAnsi="Montserrat" w:cstheme="minorHAnsi"/>
+      <w:i/>
+      <w:iCs/>
+      <w:kern w:val="28"/>
+      <w:sz w:val="24"/>
+      <w:szCs w:val="24"/>
+    </w:rPr>
+  </w:style>
+  <w:style w:type="paragraph" w:styleId="Caption">
+    <w:name w:val="caption"/>
+    <w:basedOn w:val="Normal"/>
+    <w:next w:val="Normal"/>
+    <w:uiPriority w:val="35"/>
+    <w:semiHidden/>
+    <w:unhideWhenUsed/>
+    <w:qFormat/>
+    <w:rsid w:val="00A80D21"/>
+    <w:pPr>
+      <w:spacing w:after="200"/>
+    </w:pPr>
+    <w:rPr>
+      <w:rFonts w:eastAsia="Times New Roman"/>
+      <w:i/>
+      <w:iCs/>
+      <w:color w:val="0E2841" w:themeColor="text2"/>
+      <w:szCs w:val="18"/>
+    </w:rPr>
+  </w:style>
+  <w:style w:type="paragraph" w:styleId="Title">
+    <w:name w:val="Title"/>
+    <w:basedOn w:val="NoSpacing"/>
+    <w:next w:val="Normal"/>
+    <w:link w:val="TitleChar"/>
+    <w:uiPriority w:val="10"/>
+    <w:qFormat/>
+    <w:rsid w:val="00A80D21"/>
+    <w:rPr>
+      <w:rFonts w:ascii="Montserrat" w:eastAsia="Times New Roman" w:hAnsi="Montserrat" w:cs="Times New Roman"/>
+      <w:b/>
+      <w:bCs/>
+      <w:spacing w:val="-10"/>
+      <w:kern w:val="28"/>
+      <w:sz w:val="72"/>
+      <w:szCs w:val="72"/>
+    </w:rPr>
+  </w:style>
+  <w:style w:type="character" w:customStyle="1" w:styleId="TitleChar">
+    <w:name w:val="Title Char"/>
+    <w:link w:val="Title"/>
+    <w:uiPriority w:val="10"/>
+    <w:rsid w:val="00A80D21"/>
+    <w:rPr>
+      <w:rFonts w:ascii="Montserrat" w:eastAsia="Times New Roman" w:hAnsi="Montserrat" w:cs="Times New Roman"/>
+      <w:b/>
+      <w:bCs/>
+      <w:spacing w:val="-10"/>
+      <w:kern w:val="28"/>
+      <w:sz w:val="72"/>
+      <w:szCs w:val="72"/>
+    </w:rPr>
+  </w:style>
+  <w:style w:type="character" w:styleId="Strong">
+    <w:name w:val="Strong"/>
+    <w:uiPriority w:val="22"/>
+    <w:qFormat/>
+    <w:rsid w:val="00A80D21"/>
+    <w:rPr>
+      <w:b/>
+      <w:bCs/>
+    </w:rPr>
+  </w:style>
+  <w:style w:type="character" w:styleId="Emphasis">
+    <w:name w:val="Emphasis"/>
+    <w:uiPriority w:val="20"/>
+    <w:qFormat/>
+    <w:rsid w:val="00A80D21"/>
+    <w:rPr>
+      <w:rFonts w:asciiTheme="minorHAnsi" w:hAnsiTheme="minorHAnsi" w:cstheme="minorHAnsi"/>
+      <w:i/>
+      <w:iCs/>
+      <w:sz w:val="28"/>
+      <w:szCs w:val="28"/>
+    </w:rPr>
+  </w:style>
+  <w:style w:type="paragraph" w:styleId="ListParagraph">
+    <w:name w:val="List Paragraph"/>
+    <w:basedOn w:val="Normal"/>
+    <w:uiPriority w:val="34"/>
+    <w:qFormat/>
+    <w:rsid w:val="00A80D21"/>
+    <w:pPr>
+      <w:ind w:left="720"/>
+      <w:contextualSpacing/>
+    </w:pPr>
+    <w:rPr>
+      <w:rFonts w:eastAsia="Times New Roman"/>
+    </w:rPr>
+  </w:style>
+  <w:style w:type="paragraph" w:styleId="Quote">
+    <w:name w:val="Quote"/>
+    <w:basedOn w:val="Normal"/>
+    <w:next w:val="Normal"/>
+    <w:link w:val="QuoteChar"/>
+    <w:uiPriority w:val="29"/>
+    <w:qFormat/>
+    <w:rsid w:val="00A80D21"/>
+    <w:pPr>
+      <w:keepLines/>
+      <w:pageBreakBefore/>
+      <w:pBdr>
+        <w:left w:val="single" w:sz="4" w:space="7" w:color="auto"/>
+      </w:pBdr>
+      <w:spacing w:before="120" w:after="120"/>
+      <w:ind w:left="360"/>
+      <w:contextualSpacing/>
+      <w:mirrorIndents/>
+    </w:pPr>
+  </w:style>
+  <w:style w:type="character" w:customStyle="1" w:styleId="QuoteChar">
+    <w:name w:val="Quote Char"/>
+    <w:link w:val="Quote"/>
+    <w:uiPriority w:val="29"/>
+    <w:rsid w:val="00A80D21"/>
+    <w:rPr>
+      <w:rFonts w:cstheme="minorHAnsi"/>
+      <w:sz w:val="28"/>
+      <w:szCs w:val="28"/>
+    </w:rPr>
+  </w:style>
+  <w:style w:type="paragraph" w:styleId="IntenseQuote">
+    <w:name w:val="Intense Quote"/>
+    <w:basedOn w:val="Quote"/>
+    <w:next w:val="Normal"/>
+    <w:link w:val="IntenseQuoteChar"/>
+    <w:uiPriority w:val="30"/>
+    <w:qFormat/>
+    <w:rsid w:val="00A80D21"/>
+    <w:pPr>
+      <w:pBdr>
+        <w:left w:val="single" w:sz="18" w:space="7" w:color="auto"/>
+      </w:pBdr>
+    </w:pPr>
+    <w:rPr>
+      <w:b/>
+      <w:bCs/>
+    </w:rPr>
+  </w:style>
+  <w:style w:type="character" w:customStyle="1" w:styleId="IntenseQuoteChar">
+    <w:name w:val="Intense Quote Char"/>
+    <w:link w:val="IntenseQuote"/>
+    <w:uiPriority w:val="30"/>
+    <w:rsid w:val="00A80D21"/>
+    <w:rPr>
+      <w:rFonts w:cstheme="minorHAnsi"/>
+      <w:b/>
+      <w:bCs/>
+      <w:sz w:val="28"/>
+      <w:szCs w:val="28"/>
+    </w:rPr>
+  </w:style>
+  <w:style w:type="character" w:styleId="SubtleEmphasis">
+    <w:name w:val="Subtle Emphasis"/>
+    <w:uiPriority w:val="19"/>
+    <w:qFormat/>
+    <w:rsid w:val="00A80D21"/>
+    <w:rPr>
+      <w:rFonts w:asciiTheme="minorHAnsi" w:hAnsiTheme="minorHAnsi" w:cs="Calibri Light"/>
+      <w:i/>
+      <w:iCs/>
+      <w:color w:val="7F7F7F" w:themeColor="text1" w:themeTint="80"/>
+      <w:sz w:val="28"/>
+      <w:szCs w:val="28"/>
+    </w:rPr>
+  </w:style>
+  <w:style w:type="character" w:styleId="IntenseEmphasis">
+    <w:name w:val="Intense Emphasis"/>
+    <w:uiPriority w:val="21"/>
+    <w:qFormat/>
+    <w:rsid w:val="00A80D21"/>
+    <w:rPr>
+      <w:rFonts w:asciiTheme="minorHAnsi" w:hAnsiTheme="minorHAnsi" w:cstheme="minorHAnsi"/>
+      <w:b/>
+      <w:bCs/>
+      <w:i/>
+      <w:iCs/>
+      <w:sz w:val="28"/>
+      <w:szCs w:val="28"/>
+    </w:rPr>
+  </w:style>
+  <w:style w:type="character" w:styleId="SubtleReference">
+    <w:name w:val="Subtle Reference"/>
+    <w:uiPriority w:val="31"/>
+    <w:qFormat/>
+    <w:rsid w:val="00A80D21"/>
+    <w:rPr>
+      <w:caps/>
+      <w:color w:val="7F7F7F" w:themeColor="text1" w:themeTint="80"/>
+      <w:sz w:val="22"/>
+      <w:szCs w:val="22"/>
+    </w:rPr>
+  </w:style>
+  <w:style w:type="character" w:styleId="IntenseReference">
+    <w:name w:val="Intense Reference"/>
+    <w:uiPriority w:val="32"/>
+    <w:qFormat/>
+    <w:rsid w:val="00A80D21"/>
+    <w:rPr>
+      <w:b/>
+      <w:bCs/>
+      <w:caps/>
+      <w:color w:val="7F7F7F" w:themeColor="text1" w:themeTint="80"/>
+      <w:sz w:val="22"/>
+      <w:szCs w:val="22"/>
+    </w:rPr>
+  </w:style>
+  <w:style w:type="character" w:styleId="BookTitle">
+    <w:name w:val="Book Title"/>
+    <w:uiPriority w:val="33"/>
+    <w:qFormat/>
+    <w:rsid w:val="00A80D21"/>
+    <w:rPr>
+      <w:b/>
+      <w:bCs/>
+      <w:i/>
+      <w:iCs/>
+      <w:spacing w:val="5"/>
+    </w:rPr>
   </w:style>
 </w:styles>
 </file>
